--- a/docs/piackutatas/Ügyvédbróker.docx
+++ b/docs/piackutatas/Ügyvédbróker.docx
@@ -24,21 +24,9 @@
     <w:p>
       <w:r>
         <w:rPr>
-          <w:b/>
-          <w:bCs/>
-          <w:sz w:val="28"/>
-          <w:szCs w:val="28"/>
+          <w:rStyle w:val="Cmsor1Char"/>
         </w:rPr>
-        <w:t>Profiladatok hitelessége</w:t>
-      </w:r>
-      <w:r>
-        <w:rPr>
-          <w:b/>
-          <w:bCs/>
-          <w:sz w:val="28"/>
-          <w:szCs w:val="28"/>
-        </w:rPr>
-        <w:t>:</w:t>
+        <w:t>Profiladatok hitelessége:</w:t>
       </w:r>
       <w:r>
         <w:rPr>
@@ -73,14 +61,119 @@
       </w:r>
     </w:p>
     <w:p>
+      <w:pPr>
+        <w:pStyle w:val="Cmsor1"/>
+      </w:pPr>
+      <w:r>
+        <w:t>Keresés módja</w:t>
+      </w:r>
+      <w:r>
+        <w:t>:</w:t>
+      </w:r>
+    </w:p>
+    <w:p>
+      <w:r>
+        <w:t>Az ügyvédnévsor elérhető. Megye, város, kerület és jogterület szerint lehet keresni vagy kulcsszavakra.</w:t>
+      </w:r>
+    </w:p>
+    <w:p>
+      <w:pPr>
+        <w:pStyle w:val="Cmsor1"/>
+      </w:pPr>
+      <w:r>
+        <w:t>Ajánlás módja</w:t>
+      </w:r>
+      <w:r>
+        <w:t>:</w:t>
+      </w:r>
+    </w:p>
+    <w:p>
+      <w:r>
+        <w:t>Nincs ajánlás, az ügyvédek jelentkezhetnek a feltöltött ügyekre.</w:t>
+      </w:r>
+      <w:r>
+        <w:t xml:space="preserve"> Viszont legfeljebb 4 ajánlat érkezhet egy ügyre, így a gyorsaságon múlik.</w:t>
+      </w:r>
+    </w:p>
+    <w:p>
+      <w:pPr>
+        <w:pStyle w:val="Cmsor1"/>
+      </w:pPr>
+      <w:r>
+        <w:t>Dokumentumfeltöltés</w:t>
+      </w:r>
+      <w:r>
+        <w:t>:</w:t>
+      </w:r>
+    </w:p>
+    <w:p>
+      <w:r>
+        <w:t>Dokumentumfeltöltés nincs, csak szabad szöveges leírás.</w:t>
+      </w:r>
+    </w:p>
+    <w:p>
+      <w:pPr>
+        <w:pStyle w:val="Cmsor1"/>
+      </w:pPr>
+      <w:r>
+        <w:t>Időpontfoglalás</w:t>
+      </w:r>
+      <w:r>
+        <w:t>:</w:t>
+      </w:r>
+    </w:p>
+    <w:p>
+      <w:r>
+        <w:t>Időpontfoglalás később az ügyvéddel privátban történik.</w:t>
+      </w:r>
+    </w:p>
+    <w:p>
+      <w:pPr>
+        <w:pStyle w:val="Cmsor1"/>
+      </w:pPr>
+      <w:r>
+        <w:t>Adatvédelem</w:t>
+      </w:r>
+      <w:r>
+        <w:t>:</w:t>
+      </w:r>
+    </w:p>
+    <w:p>
+      <w:r>
+        <w:t>Tűzfal, https kapcsolat, SSL, szerver 24 órás felügyelete, a legtöbb funkció csak regisztráció után érhető el</w:t>
+      </w:r>
+      <w:r>
+        <w:t>. Az ügy leírásakor megadott személyes információkat továbbítják az ügyvédeknek.</w:t>
+      </w:r>
+    </w:p>
+    <w:p>
+      <w:pPr>
+        <w:pStyle w:val="Cmsor1"/>
+      </w:pPr>
+      <w:r>
+        <w:t>Magyarázhatóság</w:t>
+      </w:r>
+      <w:r>
+        <w:t>:</w:t>
+      </w:r>
+    </w:p>
+    <w:p>
+      <w:r>
+        <w:t>Az ügyvédek tesznek ajánlatot, nincs magyarázat.</w:t>
+      </w:r>
+    </w:p>
+    <w:p>
       <w:r>
         <w:rPr>
-          <w:b/>
-          <w:bCs/>
-          <w:sz w:val="28"/>
-          <w:szCs w:val="28"/>
+          <w:rStyle w:val="Cmsor1Char"/>
         </w:rPr>
-        <w:t>Keresés módja</w:t>
+        <w:t>Üzleti modell</w:t>
+      </w:r>
+      <w:r>
+        <w:rPr>
+          <w:rStyle w:val="Cmsor1Char"/>
+        </w:rPr>
+        <w:t>:</w:t>
       </w:r>
       <w:r>
         <w:rPr>
@@ -91,121 +184,6 @@
         </w:rPr>
         <w:br/>
       </w:r>
-    </w:p>
-    <w:p>
-      <w:pPr>
-        <w:rPr>
-          <w:b/>
-          <w:bCs/>
-          <w:sz w:val="28"/>
-          <w:szCs w:val="28"/>
-        </w:rPr>
-      </w:pPr>
-      <w:r>
-        <w:rPr>
-          <w:b/>
-          <w:bCs/>
-          <w:sz w:val="28"/>
-          <w:szCs w:val="28"/>
-        </w:rPr>
-        <w:t>Ajánlás módja</w:t>
-      </w:r>
-    </w:p>
-    <w:p>
-      <w:pPr>
-        <w:rPr>
-          <w:b/>
-          <w:bCs/>
-          <w:sz w:val="28"/>
-          <w:szCs w:val="28"/>
-        </w:rPr>
-      </w:pPr>
-      <w:r>
-        <w:rPr>
-          <w:b/>
-          <w:bCs/>
-          <w:sz w:val="28"/>
-          <w:szCs w:val="28"/>
-        </w:rPr>
-        <w:t>Dokumentumfeltöltés</w:t>
-      </w:r>
-    </w:p>
-    <w:p>
-      <w:pPr>
-        <w:rPr>
-          <w:b/>
-          <w:bCs/>
-          <w:sz w:val="28"/>
-          <w:szCs w:val="28"/>
-        </w:rPr>
-      </w:pPr>
-      <w:r>
-        <w:rPr>
-          <w:b/>
-          <w:bCs/>
-          <w:sz w:val="28"/>
-          <w:szCs w:val="28"/>
-        </w:rPr>
-        <w:t>Időpontfoglalás</w:t>
-      </w:r>
-    </w:p>
-    <w:p>
-      <w:pPr>
-        <w:rPr>
-          <w:b/>
-          <w:bCs/>
-          <w:sz w:val="28"/>
-          <w:szCs w:val="28"/>
-        </w:rPr>
-      </w:pPr>
-      <w:r>
-        <w:rPr>
-          <w:b/>
-          <w:bCs/>
-          <w:sz w:val="28"/>
-          <w:szCs w:val="28"/>
-        </w:rPr>
-        <w:t>Adatvédelem</w:t>
-      </w:r>
-    </w:p>
-    <w:p>
-      <w:pPr>
-        <w:rPr>
-          <w:b/>
-          <w:bCs/>
-          <w:sz w:val="28"/>
-          <w:szCs w:val="28"/>
-        </w:rPr>
-      </w:pPr>
-      <w:r>
-        <w:rPr>
-          <w:b/>
-          <w:bCs/>
-          <w:sz w:val="28"/>
-          <w:szCs w:val="28"/>
-        </w:rPr>
-        <w:t>Magyarázhatóság</w:t>
-      </w:r>
-    </w:p>
-    <w:p>
-      <w:r>
-        <w:rPr>
-          <w:b/>
-          <w:bCs/>
-          <w:sz w:val="28"/>
-          <w:szCs w:val="28"/>
-        </w:rPr>
-        <w:t>Üzleti modell</w:t>
-      </w:r>
-      <w:r>
-        <w:rPr>
-          <w:b/>
-          <w:bCs/>
-          <w:sz w:val="28"/>
-          <w:szCs w:val="28"/>
-        </w:rPr>
-        <w:br/>
-      </w:r>
       <w:r>
         <w:t>Ügyfelek számára ingyenes. Email címet meg kell adni ajánlatadáskor és regisztrálni kell.</w:t>
       </w:r>
@@ -497,6 +475,7 @@
         </w:numPr>
       </w:pPr>
       <w:r>
+        <w:lastRenderedPageBreak/>
         <w:t>Adózás</w:t>
       </w:r>
     </w:p>
